--- a/documents/pcyst/PCYST_1_Cancer_Roadmap.docx
+++ b/documents/pcyst/PCYST_1_Cancer_Roadmap.docx
@@ -43,7 +43,7 @@
           <w:i/>
           <w:sz w:val="18"/>
         </w:rPr>
-        <w:t xml:space="preserve">Standardized document set, 29 October 2026: this is the full-content document for the cancer roadmap. Questions for consensus: PCYST_2_Cancer_Roadmap_Questions.docx. Decision discussion for all settings: PCYST_7_Decision_Discussion.docx. Web page: https://drliuhao.github.io/mh-liver-pathways/pcyst/</w:t>
+        <w:t xml:space="preserve">Standardized document set, 29 October 2026: this is the full-content document for the cancer roadmap. Questions for consensus: PCYST_2_Cancer_Roadmap_Questions.docx. Decision discussion for all settings: PCYST_7_Decision_Discussion.docx. Web page: https://drliuhao.github.io/mh-liver-pathways/pcyst/ 2 statements corrected on 29 October 2026 against the full texts of papers previously cited from their abstracts.</w:t>
       </w:r>
     </w:p>
     <w:p>
@@ -17852,7 +17852,7 @@
           <w:sz w:val="20"/>
           <w:szCs w:val="20"/>
         </w:rPr>
-        <w:t xml:space="preserve">. The current narrative review of the field (Gardner 2024, PMID 38442782) is cited only for its cost figures, its population-versus-individual framing and its list of circumstances in which stopping is uncontroversial: its table of branch-duct transformation rates pools structurally incompatible denominators into an apparent 3.5 to 5.5% agreement, and its guideline-comparison table misreports several criteria, so no rate and no criterion on this page comes from it. Three sources on this page were not in the depot and are not full-text verified to the same standard: NCCN Pancreatic Adenocarcinoma Version 1.2026, from the extracted text supplied to the programme with its Discussion dated 6 August 2026, which has no cyst algorithm of its own, cites Kyoto 2024 as the international standard, cites the superseded 2013 European consensus statement rather than the 2018 evidence-based guideline, and directs the reader to the most recent available guideline; the 2013 European consensus statement itself (PMID 23415799), cited from its PubMed record only and listed because it is the document NCCN reaches for; and the WHO 5th edition entity definitions, used but not re-verified against the current online edition. </w:t>
+        <w:t xml:space="preserve">. The current narrative review of the field (Gardner 2024, PMID 38442782) is cited only for its cost figures, its population-versus-individual framing and its list of circumstances in which stopping is uncontroversial: its table of branch-duct transformation rates pools structurally incompatible denominators into an apparent 3.5 to 5.5% agreement, and its guideline-comparison table misreports several criteria, so no rate and no criterion on this page comes from it. Three sources on this page were not in the depot and are not full-text verified to the same standard: NCCN Pancreatic Adenocarcinoma Version 1.2026, from the extracted text supplied to the programme with its Discussion dated 6 August 2026, which has no cyst algorithm of its own, cites Kyoto 2024 as the international standard, cites the superseded 2013 European consensus statement rather than the 2018 evidence-based guideline, and directs the reader to the most recent available guideline; the 2013 European consensus statement itself (PMID 23415799), listed because it is the document NCCN reaches for — outside the depot at this revision, it has since been read in full; and the WHO 5th edition entity definitions, used but not re-verified against the current online edition. </w:t>
       </w:r>
       <w:r>
         <w:rPr>
@@ -18055,7 +18055,7 @@
           <w:sz w:val="17"/>
           <w:szCs w:val="17"/>
         </w:rPr>
-        <w:t xml:space="preserve">Del Chiaro M, Verbeke C, Salvia R, et al. European experts consensus statement on cystic tumours of the pancreas. Dig Liver Dis. 2013;45(9):703-711. doi:10.1016/j.dld.2013.01.010. PMID:23415799. Listed here because it is the European document NCCN cites, and because it has been explicitly replaced: the 2018 European evidence-based guideline states that it replaces the 2013 consensus statement. Its positions differ — it used a main duct of over 6 mm and recommended resection for all MCN and main-duct IPMN — so a reader following NCCN's European citation reaches a superseded threshold.</w:t>
+        <w:t xml:space="preserve">Del Chiaro M, Verbeke C, Salvia R, et al. European experts consensus statement on cystic tumours of the pancreas. Dig Liver Dis. 2013;45(9):703-711. doi:10.1016/j.dld.2013.01.010. PMID:23415799. Listed here because it is the European document NCCN cites, and because it has been explicitly replaced: the 2018 European evidence-based guideline states that it replaces the 2013 consensus statement. Its positions differ — it used a main duct of over 6 mm as an absolute indication to resect a branch-duct IPMN and recommended resection of every MCN and every main-duct or mixed-type IPMN in a patient fit for surgery — so a reader following NCCN's European citation reaches a superseded threshold.</w:t>
       </w:r>
     </w:p>
     <w:p>
